--- a/docs/publication/submissions/jlp_revision_2026-05-08/COVER_LETTER_JLP_RESUBMISSION_v2.docx
+++ b/docs/publication/submissions/jlp_revision_2026-05-08/COVER_LETTER_JLP_RESUBMISSION_v2.docx
@@ -138,7 +138,7 @@
         <w:pStyle w:val="BodyText"/>
       </w:pPr>
       <w:r>
-        <w:t xml:space="preserve">Thank you for the opportunity to revise our manuscript JLP-D-26-00414, and please convey our gratitude to the three reviewers, whose detailed comments substantially strengthened the work. We are pleased to resubmit the revised manuscript together with a point-by-point Response to Reviewers letter.</w:t>
+        <w:t xml:space="preserve">Thank you for the opportunity to revise our manuscript JLP-D-26-00414, and please convey our gratitude to the three anonymous reviewers, whose detailed comments substantially strengthened the work. We are pleased to resubmit the revised manuscript together with a point-by-point Response to Reviewers letter.</w:t>
       </w:r>
     </w:p>
     <w:p>
@@ -146,198 +146,51 @@
         <w:pStyle w:val="BodyText"/>
       </w:pPr>
       <w:r>
-        <w:rPr>
-          <w:b/>
-          <w:bCs/>
-        </w:rPr>
-        <w:t xml:space="preserve">Summary of key revisions.</w:t>
-      </w:r>
-      <w:r>
-        <w:t xml:space="preserve"> </w:t>
-      </w:r>
-      <w:r>
-        <w:t xml:space="preserve">All three reviewers’ concerns have been addressed at both the structure and evidence level:</w:t>
-      </w:r>
-    </w:p>
-    <w:p>
-      <w:pPr>
+        <w:t xml:space="preserve">The revision addresses the structural concerns raised at review:</w:t>
+      </w:r>
+    </w:p>
+    <w:p>
+      <w:pPr>
+        <w:pStyle w:val="Compact"/>
         <w:numPr>
           <w:ilvl w:val="0"/>
           <w:numId w:val="1001"/>
         </w:numPr>
       </w:pPr>
       <w:r>
-        <w:rPr>
-          <w:b/>
-          <w:bCs/>
-        </w:rPr>
-        <w:t xml:space="preserve">Reviewer 1 — comparison and supporting data.</w:t>
-      </w:r>
-      <w:r>
-        <w:t xml:space="preserve"> </w:t>
-      </w:r>
-      <w:r>
-        <w:t xml:space="preserve">The revised §6.6 introduces a two-layer comparison framework: (i) an</w:t>
-      </w:r>
-      <w:r>
-        <w:t xml:space="preserve"> </w:t>
-      </w:r>
-      <w:r>
-        <w:rPr>
-          <w:i/>
-          <w:iCs/>
-        </w:rPr>
-        <w:t xml:space="preserve">industry-baseline</w:t>
-      </w:r>
-      <w:r>
-        <w:t xml:space="preserve"> </w:t>
-      </w:r>
-      <w:r>
-        <w:t xml:space="preserve">comparison — defining</w:t>
-      </w:r>
-      <w:r>
-        <w:t xml:space="preserve"> </w:t>
-      </w:r>
-      <w:r>
-        <w:t xml:space="preserve">“ASME/API pass = compliance complete”</w:t>
-      </w:r>
-      <w:r>
-        <w:t xml:space="preserve"> </w:t>
-      </w:r>
-      <w:r>
-        <w:t xml:space="preserve">as the prevailing current practice, against which the three case studies yield 0/3 detections versus our system’s 3/3 — and (ii) an</w:t>
-      </w:r>
-      <w:r>
-        <w:t xml:space="preserve"> </w:t>
-      </w:r>
-      <w:r>
-        <w:rPr>
-          <w:i/>
-          <w:iCs/>
-        </w:rPr>
-        <w:t xml:space="preserve">internal four-layer ablation</w:t>
-      </w:r>
-      <w:r>
-        <w:t xml:space="preserve"> </w:t>
-      </w:r>
-      <w:r>
-        <w:t xml:space="preserve">(Table 7b) decomposing detection contributions by Calc / Cross-discipline / KOSHA RAG / Full system. The 25/60 → 26/60 cross-discipline ablation (+0.4333 absolute) is now accompanied by a per-failure-mode partition (piping-vessel 22, electrical-rotating 3, civil-rotating 1; sum = 26) and five new figures (system architecture, RAG workflow, cross-discipline coupling, ablation, retrieval). The synthetic-data concern is addressed by reframing the result as</w:t>
-      </w:r>
-      <w:r>
-        <w:t xml:space="preserve"> </w:t>
-      </w:r>
-      <w:r>
-        <w:rPr>
-          <w:b/>
-          <w:bCs/>
-        </w:rPr>
-        <w:t xml:space="preserve">implementation verification, not predictive validation</w:t>
-      </w:r>
-      <w:r>
-        <w:t xml:space="preserve">, with a three-component defence (regulatory inversion, medical-AI / AV simulation precedent, feasibility framing) and a tested negative case (PIP-GOLD-003) confirming no false-positive flag.</w:t>
-      </w:r>
-    </w:p>
-    <w:p>
-      <w:pPr>
+        <w:t xml:space="preserve">Reviewer concerns on comparison framing addressed via industry-baseline + internal layer ablation (§6.6).</w:t>
+      </w:r>
+    </w:p>
+    <w:p>
+      <w:pPr>
+        <w:pStyle w:val="Compact"/>
         <w:numPr>
           <w:ilvl w:val="0"/>
           <w:numId w:val="1001"/>
         </w:numPr>
       </w:pPr>
       <w:r>
-        <w:rPr>
-          <w:b/>
-          <w:bCs/>
-        </w:rPr>
-        <w:t xml:space="preserve">Reviewer 2 — KOSHA basis, reproducibility, and method positioning.</w:t>
-      </w:r>
-      <w:r>
-        <w:t xml:space="preserve"> </w:t>
-      </w:r>
-      <w:r>
-        <w:t xml:space="preserve">A new §4.3 distinguishes</w:t>
-      </w:r>
-      <w:r>
-        <w:t xml:space="preserve"> </w:t>
-      </w:r>
-      <w:r>
-        <w:rPr>
-          <w:b/>
-          <w:bCs/>
-        </w:rPr>
-        <w:t xml:space="preserve">mandatory</w:t>
-      </w:r>
-      <w:r>
-        <w:t xml:space="preserve"> </w:t>
-      </w:r>
-      <w:r>
-        <w:t xml:space="preserve">(Act / Enforcement Decree /</w:t>
-      </w:r>
-      <w:r>
-        <w:t xml:space="preserve"> </w:t>
-      </w:r>
-      <w:r>
-        <w:rPr>
-          <w:i/>
-          <w:iCs/>
-        </w:rPr>
-        <w:t xml:space="preserve">Rules on Occupational Safety and Health Standards</w:t>
-      </w:r>
-      <w:r>
-        <w:t xml:space="preserve">) from</w:t>
-      </w:r>
-      <w:r>
-        <w:t xml:space="preserve"> </w:t>
-      </w:r>
-      <w:r>
-        <w:rPr>
-          <w:b/>
-          <w:bCs/>
-        </w:rPr>
-        <w:t xml:space="preserve">guidance</w:t>
-      </w:r>
-      <w:r>
-        <w:t xml:space="preserve"> </w:t>
-      </w:r>
-      <w:r>
-        <w:t xml:space="preserve">(KOSHA technical guidelines), with Article 256 quoted verbatim in §6.4 (Korean + English working translation). Reproducibility is strengthened with explicit file-path references for the seven engines, the four-layer verification, and the RAG prompting strategy. A new §7.2 positions the framework as a</w:t>
-      </w:r>
-      <w:r>
-        <w:t xml:space="preserve"> </w:t>
-      </w:r>
-      <w:r>
-        <w:rPr>
-          <w:b/>
-          <w:bCs/>
-        </w:rPr>
-        <w:t xml:space="preserve">compliance co-pilot</w:t>
-      </w:r>
-      <w:r>
-        <w:t xml:space="preserve"> </w:t>
-      </w:r>
-      <w:r>
-        <w:t xml:space="preserve">(not a replacement) for HAZOP / RBI / Digital Twin via Tables 8 and 9 and four operational touchpoints. A new §7.4 clarifies the FFS / EPC-standards relationship (API 579 treated as both design-validation and operational-assessment input). Acronyms and key definitions are consolidated in a dedicated section.</w:t>
-      </w:r>
-    </w:p>
-    <w:p>
-      <w:pPr>
+        <w:t xml:space="preserve">Synthetic-data positioning made honest via implementation-verification framing and a real-plant pipeline-execution case (§6.1, Appendix A).</w:t>
+      </w:r>
+    </w:p>
+    <w:p>
+      <w:pPr>
+        <w:pStyle w:val="Compact"/>
         <w:numPr>
           <w:ilvl w:val="0"/>
           <w:numId w:val="1001"/>
         </w:numPr>
       </w:pPr>
       <w:r>
-        <w:rPr>
-          <w:b/>
-          <w:bCs/>
-        </w:rPr>
-        <w:t xml:space="preserve">Reviewer 3 — K-voting rationale and JLP format.</w:t>
-      </w:r>
-      <w:r>
-        <w:t xml:space="preserve"> </w:t>
-      </w:r>
-      <w:r>
-        <w:t xml:space="preserve">A new §5.4 justifies the K-voting design choices (3 paths, 1% tolerance, scope of independence) explicitly tied to the implementation in</w:t>
+        <w:t xml:space="preserve">Statistical claims narrowed to those that survive paired-bootstrap 95% CI (§6.5, Table 6).</w:t>
+      </w:r>
+    </w:p>
+    <w:p>
+      <w:pPr>
+        <w:pStyle w:val="FirstParagraph"/>
+      </w:pPr>
+      <w:r>
+        <w:t xml:space="preserve">The full revision is reproducible end-to-end via</w:t>
       </w:r>
       <w:r>
         <w:t xml:space="preserve"> </w:t>
@@ -346,236 +199,13 @@
         <w:rPr>
           <w:rStyle w:val="VerbatimChar"/>
         </w:rPr>
-        <w:t xml:space="preserve">src/verification/maker.py</w:t>
-      </w:r>
-      <w:r>
-        <w:t xml:space="preserve">. The manuscript has been reformatted to the standard JLP order (introduction → related work → method → experiments → discussion → limitations → conclusion → acknowledgements → data availability → references).</w:t>
-      </w:r>
-    </w:p>
-    <w:p>
-      <w:pPr>
-        <w:pStyle w:val="FirstParagraph"/>
-      </w:pPr>
-      <w:r>
-        <w:rPr>
-          <w:b/>
-          <w:bCs/>
-        </w:rPr>
-        <w:t xml:space="preserve">Statistical rigour.</w:t>
+        <w:t xml:space="preserve">scripts/reproduce_all.py</w:t>
       </w:r>
       <w:r>
         <w:t xml:space="preserve"> </w:t>
       </w:r>
       <w:r>
-        <w:t xml:space="preserve">Per Reviewer 2’s request, a 95% paired-bootstrap analysis of the 50-query retrieval benchmark (n = 50, 1000 resamples, seed = 20260508) is now reported in Table 6: Recall@1 [+0.14, +0.48] and MRR@10 [+0.09, +0.35] both exclude zero, while Recall@3 and Recall@5 paired CIs of [−0.02, +0.26] do include zero. The headline retrieval claim has been honestly narrowed to Recall@1 and MRR@10; Recall@3 and Recall@5 are reported for completeness rather than as primary evidence.</w:t>
-      </w:r>
-    </w:p>
-    <w:p>
-      <w:pPr>
-        <w:pStyle w:val="BodyText"/>
-      </w:pPr>
-      <w:r>
-        <w:rPr>
-          <w:b/>
-          <w:bCs/>
-        </w:rPr>
-        <w:t xml:space="preserve">Data integrity audit.</w:t>
-      </w:r>
-      <w:r>
-        <w:t xml:space="preserve"> </w:t>
-      </w:r>
-      <w:r>
-        <w:t xml:space="preserve">Every numerical claim in the revised manuscript was traced to a code path or data file in the public repository. The audit surfaced and corrected several issues: (a) the previously reported</w:t>
-      </w:r>
-      <w:r>
-        <w:t xml:space="preserve"> </w:t>
-      </w:r>
-      <w:r>
-        <w:t xml:space="preserve">“16,186”</w:t>
-      </w:r>
-      <w:r>
-        <w:t xml:space="preserve"> </w:t>
-      </w:r>
-      <w:r>
-        <w:t xml:space="preserve">was replaced with the actual SQLite count of</w:t>
-      </w:r>
-      <w:r>
-        <w:t xml:space="preserve"> </w:t>
-      </w:r>
-      <w:r>
-        <w:rPr>
-          <w:b/>
-          <w:bCs/>
-        </w:rPr>
-        <w:t xml:space="preserve">16,174</w:t>
-      </w:r>
-      <w:r>
-        <w:t xml:space="preserve"> </w:t>
-      </w:r>
-      <w:r>
-        <w:t xml:space="preserve">(= 13,084 guide chunks + 3,090 indexed law articles), with the 12 excluded law-article rows triaged into 4 repealed (</w:t>
-      </w:r>
-      <w:r>
-        <w:rPr>
-          <w:rStyle w:val="VerbatimChar"/>
-        </w:rPr>
-        <w:t xml:space="preserve">삭제</w:t>
-      </w:r>
-      <w:r>
-        <w:t xml:space="preserve">) and 8 pending Playwright re-fetch; (b) the §5.2 Layer 4 description (2% warning / 5% escalation) now matches the implementation in</w:t>
-      </w:r>
-      <w:r>
-        <w:t xml:space="preserve"> </w:t>
-      </w:r>
-      <w:r>
-        <w:rPr>
-          <w:rStyle w:val="VerbatimChar"/>
-        </w:rPr>
-        <w:t xml:space="preserve">src/verification/reverse_check.py</w:t>
-      </w:r>
-      <w:r>
-        <w:t xml:space="preserve">. A full revision changelog is provided in the supplementary</w:t>
-      </w:r>
-      <w:r>
-        <w:t xml:space="preserve"> </w:t>
-      </w:r>
-      <w:r>
-        <w:rPr>
-          <w:rStyle w:val="VerbatimChar"/>
-        </w:rPr>
-        <w:t xml:space="preserve">REVISION_CHANGELOG_JLP.md</w:t>
-      </w:r>
-      <w:r>
-        <w:t xml:space="preserve">.</w:t>
-      </w:r>
-    </w:p>
-    <w:p>
-      <w:pPr>
-        <w:pStyle w:val="BodyText"/>
-      </w:pPr>
-      <w:r>
-        <w:rPr>
-          <w:b/>
-          <w:bCs/>
-        </w:rPr>
-        <w:t xml:space="preserve">Reproducibility.</w:t>
-      </w:r>
-      <w:r>
-        <w:t xml:space="preserve"> </w:t>
-      </w:r>
-      <w:r>
-        <w:t xml:space="preserve">All source code, golden datasets (220 synthetic cases across seven disciplines), the 60-scenario cross-discipline ablation set, the 50-query curated retrieval benchmark, the SQLite FTS5 index manifest, and the orchestration scripts are publicly released under the AGPL-3.0 license. Eight new analysis scripts were added during this revision (</w:t>
-      </w:r>
-      <w:r>
-        <w:rPr>
-          <w:rStyle w:val="VerbatimChar"/>
-        </w:rPr>
-        <w:t xml:space="preserve">scripts/dump_ablation_hits.py</w:t>
-      </w:r>
-      <w:r>
-        <w:t xml:space="preserve">,</w:t>
-      </w:r>
-      <w:r>
-        <w:t xml:space="preserve"> </w:t>
-      </w:r>
-      <w:r>
-        <w:rPr>
-          <w:rStyle w:val="VerbatimChar"/>
-        </w:rPr>
-        <w:t xml:space="preserve">run_layer_ablation.py</w:t>
-      </w:r>
-      <w:r>
-        <w:t xml:space="preserve">,</w:t>
-      </w:r>
-      <w:r>
-        <w:t xml:space="preserve"> </w:t>
-      </w:r>
-      <w:r>
-        <w:rPr>
-          <w:rStyle w:val="VerbatimChar"/>
-        </w:rPr>
-        <w:t xml:space="preserve">run_negative_case_rag.py</w:t>
-      </w:r>
-      <w:r>
-        <w:t xml:space="preserve">,</w:t>
-      </w:r>
-      <w:r>
-        <w:t xml:space="preserve"> </w:t>
-      </w:r>
-      <w:r>
-        <w:rPr>
-          <w:rStyle w:val="VerbatimChar"/>
-        </w:rPr>
-        <w:t xml:space="preserve">bootstrap_ci_rag.py</w:t>
-      </w:r>
-      <w:r>
-        <w:t xml:space="preserve">,</w:t>
-      </w:r>
-      <w:r>
-        <w:t xml:space="preserve"> </w:t>
-      </w:r>
-      <w:r>
-        <w:rPr>
-          <w:rStyle w:val="VerbatimChar"/>
-        </w:rPr>
-        <w:t xml:space="preserve">generate_paper_figures.py</w:t>
-      </w:r>
-      <w:r>
-        <w:t xml:space="preserve">,</w:t>
-      </w:r>
-      <w:r>
-        <w:t xml:space="preserve"> </w:t>
-      </w:r>
-      <w:r>
-        <w:rPr>
-          <w:rStyle w:val="VerbatimChar"/>
-        </w:rPr>
-        <w:t xml:space="preserve">reencode_kosha_corpus.py</w:t>
-      </w:r>
-      <w:r>
-        <w:t xml:space="preserve">,</w:t>
-      </w:r>
-      <w:r>
-        <w:t xml:space="preserve"> </w:t>
-      </w:r>
-      <w:r>
-        <w:rPr>
-          <w:rStyle w:val="VerbatimChar"/>
-        </w:rPr>
-        <w:t xml:space="preserve">reindex_kosha_sqlite.py</w:t>
-      </w:r>
-      <w:r>
-        <w:t xml:space="preserve">,</w:t>
-      </w:r>
-      <w:r>
-        <w:t xml:space="preserve"> </w:t>
-      </w:r>
-      <w:r>
-        <w:rPr>
-          <w:rStyle w:val="VerbatimChar"/>
-        </w:rPr>
-        <w:t xml:space="preserve">refetch_missing_law_articles.py</w:t>
-      </w:r>
-      <w:r>
-        <w:t xml:space="preserve">) so that every table and figure in the manuscript is reproducible from the repository with a single command.</w:t>
-      </w:r>
-    </w:p>
-    <w:p>
-      <w:pPr>
-        <w:pStyle w:val="BodyText"/>
-      </w:pPr>
-      <w:r>
-        <w:rPr>
-          <w:b/>
-          <w:bCs/>
-        </w:rPr>
-        <w:t xml:space="preserve">Confirmations.</w:t>
-      </w:r>
-      <w:r>
-        <w:t xml:space="preserve"> </w:t>
-      </w:r>
-      <w:r>
-        <w:t xml:space="preserve">The manuscript remains exclusive to</w:t>
+        <w:t xml:space="preserve">(13/13 scripts pass on a clean checkout). All source code, golden datasets, the 60-scenario ablation set, the 50-query curated retrieval benchmark, and the SQLite FTS5 index manifest are publicly released under the AGPL-3.0 license. The manuscript remains exclusive to</w:t>
       </w:r>
       <w:r>
         <w:t xml:space="preserve"> </w:t>
@@ -588,7 +218,7 @@
         <w:t xml:space="preserve">Journal of Loss Prevention in the Process Industries</w:t>
       </w:r>
       <w:r>
-        <w:t xml:space="preserve">; it has not been published or submitted elsewhere. There are no conflicts of interest to declare.</w:t>
+        <w:t xml:space="preserve">; it has not been published or submitted elsewhere, and there are no conflicts of interest to declare.</w:t>
       </w:r>
     </w:p>
     <w:p>
@@ -759,123 +389,114 @@
       </w:pPr>
     </w:lvl>
   </w:abstractNum>
-  <w:abstractNum w:abstractNumId="99411">
-    <w:nsid w:val="00A99411"/>
+  <w:abstractNum w:abstractNumId="991">
+    <w:nsid w:val="0000A991"/>
     <w:multiLevelType w:val="multilevel"/>
     <w:lvl w:ilvl="0">
-      <w:start w:val="1"/>
-      <w:numFmt w:val="decimal"/>
-      <w:lvlText w:val="%1."/>
+      <w:numFmt w:val="bullet"/>
+      <w:lvlText w:val=""/>
       <w:lvlJc w:val="left"/>
       <w:pPr>
         <w:ind w:left="720" w:hanging="360"/>
       </w:pPr>
+      <w:rPr>
+        <w:rFonts w:ascii="Symbol" w:hAnsi="Symbol" w:cs="Symbol" w:hint="default"/>
+      </w:rPr>
     </w:lvl>
     <w:lvl w:ilvl="1">
-      <w:start w:val="1"/>
-      <w:numFmt w:val="decimal"/>
-      <w:lvlText w:val="%2."/>
+      <w:numFmt w:val="bullet"/>
+      <w:lvlText w:val="o"/>
       <w:lvlJc w:val="left"/>
       <w:pPr>
         <w:ind w:left="1440" w:hanging="360"/>
       </w:pPr>
+      <w:rPr>
+        <w:rFonts w:ascii="Courier New" w:hAnsi="Courier New" w:cs="Courier New" w:hint="default"/>
+      </w:rPr>
     </w:lvl>
     <w:lvl w:ilvl="2">
-      <w:start w:val="1"/>
-      <w:numFmt w:val="decimal"/>
-      <w:lvlText w:val="%3."/>
+      <w:numFmt w:val="bullet"/>
+      <w:lvlText w:val=""/>
       <w:lvlJc w:val="left"/>
       <w:pPr>
         <w:ind w:left="2160" w:hanging="360"/>
       </w:pPr>
+      <w:rPr>
+        <w:rFonts w:ascii="Wingdings" w:hAnsi="Wingdings" w:cs="Wingdings" w:hint="default"/>
+      </w:rPr>
     </w:lvl>
     <w:lvl w:ilvl="3">
-      <w:start w:val="1"/>
-      <w:numFmt w:val="decimal"/>
-      <w:lvlText w:val="%4."/>
+      <w:numFmt w:val="bullet"/>
+      <w:lvlText w:val=""/>
       <w:lvlJc w:val="left"/>
       <w:pPr>
         <w:ind w:left="2880" w:hanging="360"/>
       </w:pPr>
+      <w:rPr>
+        <w:rFonts w:ascii="Symbol" w:hAnsi="Symbol" w:cs="Symbol" w:hint="default"/>
+      </w:rPr>
     </w:lvl>
     <w:lvl w:ilvl="4">
-      <w:start w:val="1"/>
-      <w:numFmt w:val="decimal"/>
-      <w:lvlText w:val="%5."/>
+      <w:numFmt w:val="bullet"/>
+      <w:lvlText w:val="o"/>
       <w:lvlJc w:val="left"/>
       <w:pPr>
         <w:ind w:left="3600" w:hanging="360"/>
       </w:pPr>
+      <w:rPr>
+        <w:rFonts w:ascii="Courier New" w:hAnsi="Courier New" w:cs="Courier New" w:hint="default"/>
+      </w:rPr>
     </w:lvl>
     <w:lvl w:ilvl="5">
-      <w:start w:val="1"/>
-      <w:numFmt w:val="decimal"/>
-      <w:lvlText w:val="%6."/>
+      <w:numFmt w:val="bullet"/>
+      <w:lvlText w:val=""/>
       <w:lvlJc w:val="left"/>
       <w:pPr>
         <w:ind w:left="4320" w:hanging="360"/>
       </w:pPr>
+      <w:rPr>
+        <w:rFonts w:ascii="Wingdings" w:hAnsi="Wingdings" w:cs="Wingdings" w:hint="default"/>
+      </w:rPr>
     </w:lvl>
     <w:lvl w:ilvl="6">
-      <w:start w:val="1"/>
-      <w:numFmt w:val="decimal"/>
-      <w:lvlText w:val="%7."/>
+      <w:numFmt w:val="bullet"/>
+      <w:lvlText w:val=""/>
       <w:lvlJc w:val="left"/>
       <w:pPr>
         <w:ind w:left="5040" w:hanging="360"/>
       </w:pPr>
+      <w:rPr>
+        <w:rFonts w:ascii="Symbol" w:hAnsi="Symbol" w:cs="Symbol" w:hint="default"/>
+      </w:rPr>
     </w:lvl>
     <w:lvl w:ilvl="7">
-      <w:start w:val="1"/>
-      <w:numFmt w:val="decimal"/>
-      <w:lvlText w:val="%8."/>
+      <w:numFmt w:val="bullet"/>
+      <w:lvlText w:val="o"/>
       <w:lvlJc w:val="left"/>
       <w:pPr>
         <w:ind w:left="5760" w:hanging="360"/>
       </w:pPr>
+      <w:rPr>
+        <w:rFonts w:ascii="Courier New" w:hAnsi="Courier New" w:cs="Courier New" w:hint="default"/>
+      </w:rPr>
     </w:lvl>
     <w:lvl w:ilvl="8">
-      <w:start w:val="1"/>
-      <w:numFmt w:val="decimal"/>
-      <w:lvlText w:val="%9."/>
+      <w:numFmt w:val="bullet"/>
+      <w:lvlText w:val=""/>
       <w:lvlJc w:val="left"/>
       <w:pPr>
         <w:ind w:left="6480" w:hanging="360"/>
       </w:pPr>
+      <w:rPr>
+        <w:rFonts w:ascii="Wingdings" w:hAnsi="Wingdings" w:cs="Wingdings" w:hint="default"/>
+      </w:rPr>
     </w:lvl>
   </w:abstractNum>
   <w:num w:numId="1000">
     <w:abstractNumId w:val="990"/>
   </w:num>
   <w:num w:numId="1001">
-    <w:abstractNumId w:val="99411"/>
-    <w:lvlOverride w:ilvl="0">
-      <w:startOverride w:val="1"/>
-    </w:lvlOverride>
-    <w:lvlOverride w:ilvl="1">
-      <w:startOverride w:val="1"/>
-    </w:lvlOverride>
-    <w:lvlOverride w:ilvl="2">
-      <w:startOverride w:val="1"/>
-    </w:lvlOverride>
-    <w:lvlOverride w:ilvl="3">
-      <w:startOverride w:val="1"/>
-    </w:lvlOverride>
-    <w:lvlOverride w:ilvl="4">
-      <w:startOverride w:val="1"/>
-    </w:lvlOverride>
-    <w:lvlOverride w:ilvl="5">
-      <w:startOverride w:val="1"/>
-    </w:lvlOverride>
-    <w:lvlOverride w:ilvl="6">
-      <w:startOverride w:val="1"/>
-    </w:lvlOverride>
-    <w:lvlOverride w:ilvl="7">
-      <w:startOverride w:val="1"/>
-    </w:lvlOverride>
-    <w:lvlOverride w:ilvl="8">
-      <w:startOverride w:val="1"/>
-    </w:lvlOverride>
+    <w:abstractNumId w:val="991"/>
   </w:num>
 </w:numbering>
 </file>

--- a/docs/publication/submissions/jlp_revision_2026-05-08/COVER_LETTER_JLP_RESUBMISSION_v2.docx
+++ b/docs/publication/submissions/jlp_revision_2026-05-08/COVER_LETTER_JLP_RESUBMISSION_v2.docx
@@ -138,15 +138,7 @@
         <w:pStyle w:val="BodyText"/>
       </w:pPr>
       <w:r>
-        <w:t xml:space="preserve">Thank you for the opportunity to revise our manuscript JLP-D-26-00414, and please convey our gratitude to the three anonymous reviewers, whose detailed comments substantially strengthened the work. We are pleased to resubmit the revised manuscript together with a point-by-point Response to Reviewers letter.</w:t>
-      </w:r>
-    </w:p>
-    <w:p>
-      <w:pPr>
-        <w:pStyle w:val="BodyText"/>
-      </w:pPr>
-      <w:r>
-        <w:t xml:space="preserve">The revision addresses the structural concerns raised at review:</w:t>
+        <w:t xml:space="preserve">Thank you for the opportunity to revise JLP-D-26-00414; please convey our gratitude to the three anonymous reviewers, whose detailed comments substantially strengthened the work.</w:t>
       </w:r>
     </w:p>
     <w:p>
@@ -158,7 +150,7 @@
         </w:numPr>
       </w:pPr>
       <w:r>
-        <w:t xml:space="preserve">Reviewer concerns on comparison framing addressed via industry-baseline + internal layer ablation (§6.6).</w:t>
+        <w:t xml:space="preserve">Reviewer concerns on the absence of a comparison axis are addressed via an industry-baseline comparison and an internal four-layer ablation (§6.6, Tables 7 / 7b).</w:t>
       </w:r>
     </w:p>
     <w:p>
@@ -170,7 +162,7 @@
         </w:numPr>
       </w:pPr>
       <w:r>
-        <w:t xml:space="preserve">Synthetic-data positioning made honest via implementation-verification framing and a real-plant pipeline-execution case (§6.1, Appendix A).</w:t>
+        <w:t xml:space="preserve">Synthetic-only validation is reframed as implementation verification and supplemented by an anonymised real-plant pipeline-execution case (§6.1, Appendix A).</w:t>
       </w:r>
     </w:p>
     <w:p>
@@ -182,7 +174,7 @@
         </w:numPr>
       </w:pPr>
       <w:r>
-        <w:t xml:space="preserve">Statistical claims narrowed to those that survive paired-bootstrap 95% CI (§6.5, Table 6).</w:t>
+        <w:t xml:space="preserve">Statistical claims are narrowed to those that survive a paired-bootstrap 95% CI (§6.5, Table 6); honest weakness disclosure is reported in §8.</w:t>
       </w:r>
     </w:p>
     <w:p>
@@ -190,7 +182,7 @@
         <w:pStyle w:val="FirstParagraph"/>
       </w:pPr>
       <w:r>
-        <w:t xml:space="preserve">The full revision is reproducible end-to-end via</w:t>
+        <w:t xml:space="preserve">The full revision is reproducible via</w:t>
       </w:r>
       <w:r>
         <w:t xml:space="preserve"> </w:t>
@@ -205,7 +197,7 @@
         <w:t xml:space="preserve"> </w:t>
       </w:r>
       <w:r>
-        <w:t xml:space="preserve">(13/13 scripts pass on a clean checkout). All source code, golden datasets, the 60-scenario ablation set, the 50-query curated retrieval benchmark, and the SQLite FTS5 index manifest are publicly released under the AGPL-3.0 license. The manuscript remains exclusive to</w:t>
+        <w:t xml:space="preserve">(13/13 scripts pass) with all code, datasets, and the FTS5 index manifest released under AGPL-3.0. The manuscript is exclusive to</w:t>
       </w:r>
       <w:r>
         <w:t xml:space="preserve"> </w:t>
@@ -215,18 +207,10 @@
           <w:i/>
           <w:iCs/>
         </w:rPr>
-        <w:t xml:space="preserve">Journal of Loss Prevention in the Process Industries</w:t>
-      </w:r>
-      <w:r>
-        <w:t xml:space="preserve">; it has not been published or submitted elsewhere, and there are no conflicts of interest to declare.</w:t>
-      </w:r>
-    </w:p>
-    <w:p>
-      <w:pPr>
-        <w:pStyle w:val="BodyText"/>
-      </w:pPr>
-      <w:r>
-        <w:t xml:space="preserve">We look forward to your decision and to any further comments from the reviewers.</w:t>
+        <w:t xml:space="preserve">JLP</w:t>
+      </w:r>
+      <w:r>
+        <w:t xml:space="preserve">, has not been submitted elsewhere, and we declare no conflicts of interest.</w:t>
       </w:r>
     </w:p>
     <w:p>
@@ -258,13 +242,7 @@
         <w:t xml:space="preserve"> </w:t>
       </w:r>
       <w:r>
-        <w:t xml:space="preserve">M.S. Data, Insights &amp; Analytics Candidate; B.S. Chemical &amp; Biological Engineering</w:t>
-      </w:r>
-      <w:r>
-        <w:t xml:space="preserve"> </w:t>
-      </w:r>
-      <w:r>
-        <w:t xml:space="preserve">12+ years of professional experience in petrochemical EPC and process plant engineering</w:t>
+        <w:t xml:space="preserve">M.S. Data, Insights &amp; Analytics; B.S. Chemical &amp; Biological Engineering; 12+ yr petrochemical EPC.</w:t>
       </w:r>
       <w:r>
         <w:t xml:space="preserve"> </w:t>

--- a/docs/publication/submissions/jlp_revision_2026-05-08/COVER_LETTER_JLP_RESUBMISSION_v2.docx
+++ b/docs/publication/submissions/jlp_revision_2026-05-08/COVER_LETTER_JLP_RESUBMISSION_v2.docx
@@ -150,7 +150,23 @@
         </w:numPr>
       </w:pPr>
       <w:r>
-        <w:t xml:space="preserve">Reviewer concerns on the absence of a comparison axis are addressed via an industry-baseline comparison and an internal four-layer ablation (§6.6, Tables 7 / 7b).</w:t>
+        <w:rPr>
+          <w:b/>
+          <w:bCs/>
+        </w:rPr>
+        <w:t xml:space="preserve">Comparison axis added.</w:t>
+      </w:r>
+      <w:r>
+        <w:t xml:space="preserve"> </w:t>
+      </w:r>
+      <w:r>
+        <w:t xml:space="preserve">An industry-baseline comparison (</w:t>
+      </w:r>
+      <w:r>
+        <w:t xml:space="preserve">“ASME/API pass = compliance complete”</w:t>
+      </w:r>
+      <w:r>
+        <w:t xml:space="preserve">, 0/3 vs 3/3) and an internal four-layer ablation are now the spine of §6.6 (Tables 7, 7b).</w:t>
       </w:r>
     </w:p>
     <w:p>
@@ -162,7 +178,30 @@
         </w:numPr>
       </w:pPr>
       <w:r>
-        <w:t xml:space="preserve">Synthetic-only validation is reframed as implementation verification and supplemented by an anonymised real-plant pipeline-execution case (§6.1, Appendix A).</w:t>
+        <w:rPr>
+          <w:b/>
+          <w:bCs/>
+        </w:rPr>
+        <w:t xml:space="preserve">Synthetic framing corrected.</w:t>
+      </w:r>
+      <w:r>
+        <w:t xml:space="preserve"> </w:t>
+      </w:r>
+      <w:r>
+        <w:t xml:space="preserve">The 220-case headline is repositioned as</w:t>
+      </w:r>
+      <w:r>
+        <w:t xml:space="preserve"> </w:t>
+      </w:r>
+      <w:r>
+        <w:rPr>
+          <w:i/>
+          <w:iCs/>
+        </w:rPr>
+        <w:t xml:space="preserve">implementation verification, not predictive validation</w:t>
+      </w:r>
+      <w:r>
+        <w:t xml:space="preserve">, and supplemented by an anonymised real-plant pipeline-execution case (§6.1, §6.6.3, Appendix A).</w:t>
       </w:r>
     </w:p>
     <w:p>
@@ -174,7 +213,39 @@
         </w:numPr>
       </w:pPr>
       <w:r>
-        <w:t xml:space="preserve">Statistical claims are narrowed to those that survive a paired-bootstrap 95% CI (§6.5, Table 6); honest weakness disclosure is reported in §8.</w:t>
+        <w:rPr>
+          <w:b/>
+          <w:bCs/>
+        </w:rPr>
+        <w:t xml:space="preserve">Real-plant evidence promoted.</w:t>
+      </w:r>
+      <w:r>
+        <w:t xml:space="preserve"> </w:t>
+      </w:r>
+      <w:r>
+        <w:t xml:space="preserve">A new §6.6.3 summarises the VES-REAL-001 anonymised cryogenic flare-drum case so a body-text reader sees the real-data run without reaching the appendix; Article 266 (mandatory, flare-path block-valve prohibition) is surfaced naturally by the retrieval.</w:t>
+      </w:r>
+    </w:p>
+    <w:p>
+      <w:pPr>
+        <w:pStyle w:val="Compact"/>
+        <w:numPr>
+          <w:ilvl w:val="0"/>
+          <w:numId w:val="1001"/>
+        </w:numPr>
+      </w:pPr>
+      <w:r>
+        <w:rPr>
+          <w:b/>
+          <w:bCs/>
+        </w:rPr>
+        <w:t xml:space="preserve">Claims narrowed to what survives statistical scrutiny.</w:t>
+      </w:r>
+      <w:r>
+        <w:t xml:space="preserve"> </w:t>
+      </w:r>
+      <w:r>
+        <w:t xml:space="preserve">Headline retrieval is now Recall@1 and MRR@10, the two K values whose paired-bootstrap 95% CI excludes zero (§6.5, Table 6); §8 Limitations expand to eight items including framework-vs-validated scope and benchmark-construction independence.</w:t>
       </w:r>
     </w:p>
     <w:p>

--- a/docs/publication/submissions/jlp_revision_2026-05-08/COVER_LETTER_JLP_RESUBMISSION_v2.docx
+++ b/docs/publication/submissions/jlp_revision_2026-05-08/COVER_LETTER_JLP_RESUBMISSION_v2.docx
@@ -2,22 +2,6 @@
 <file path=word/document.xml><?xml version="1.0" encoding="utf-8"?>
 <w:document xmlns:w="http://schemas.openxmlformats.org/wordprocessingml/2006/main" xmlns:m="http://schemas.openxmlformats.org/officeDocument/2006/math" xmlns:r="http://schemas.openxmlformats.org/officeDocument/2006/relationships" xmlns:o="urn:schemas-microsoft-com:office:office" xmlns:v="urn:schemas-microsoft-com:vml" xmlns:w10="urn:schemas-microsoft-com:office:word" xmlns:a="http://schemas.openxmlformats.org/drawingml/2006/main" xmlns:pic="http://schemas.openxmlformats.org/drawingml/2006/picture" xmlns:wp="http://schemas.openxmlformats.org/drawingml/2006/wordprocessingDrawing">
   <w:body>
-    <w:bookmarkStart w:id="10" w:name="X617b0515b995556ed24bba3b3270c2554aeeb59"/>
-    <w:p>
-      <w:pPr>
-        <w:pStyle w:val="Heading1"/>
-      </w:pPr>
-      <w:r>
-        <w:t xml:space="preserve">Cover Letter — Resubmission to Journal of Loss Prevention in the Process Industries</w:t>
-      </w:r>
-    </w:p>
-    <w:p>
-      <w:r>
-        <w:pict>
-          <v:rect style="width:0;height:1.5pt" o:hralign="center" o:hrstd="t" o:hr="t"/>
-        </w:pict>
-      </w:r>
-    </w:p>
     <w:p>
       <w:pPr>
         <w:pStyle w:val="FirstParagraph"/>
@@ -33,7 +17,7 @@
         <w:t xml:space="preserve"> </w:t>
       </w:r>
       <w:r>
-        <w:t xml:space="preserve">2026-05-08</w:t>
+        <w:t xml:space="preserve">2026-05-10</w:t>
       </w:r>
     </w:p>
     <w:p>
@@ -69,13 +53,7 @@
         <w:t xml:space="preserve"> </w:t>
       </w:r>
       <w:r>
-        <w:t xml:space="preserve">Professor Paul Amyotte</w:t>
-      </w:r>
-      <w:r>
-        <w:t xml:space="preserve"> </w:t>
-      </w:r>
-      <w:r>
-        <w:t xml:space="preserve">Receiving Editor</w:t>
+        <w:t xml:space="preserve">Professor Paul Amyotte, Receiving Editor,</w:t>
       </w:r>
       <w:r>
         <w:t xml:space="preserve"> </w:t>
@@ -87,12 +65,6 @@
         </w:rPr>
         <w:t xml:space="preserve">Journal of Loss Prevention in the Process Industries</w:t>
       </w:r>
-      <w:r>
-        <w:t xml:space="preserve"> </w:t>
-      </w:r>
-      <w:r>
-        <w:t xml:space="preserve">Elsevier</w:t>
-      </w:r>
     </w:p>
     <w:p>
       <w:pPr>
@@ -109,13 +81,31 @@
         <w:t xml:space="preserve"> </w:t>
       </w:r>
       <w:r>
-        <w:t xml:space="preserve">Resubmission of revised manuscript</w:t>
+        <w:t xml:space="preserve">Resubmission of</w:t>
+      </w:r>
+      <w:r>
+        <w:t xml:space="preserve"> </w:t>
+      </w:r>
+      <w:r>
+        <w:t xml:space="preserve">“A KOSHA Regulatory Knowledge-Grounded Multi-Discipline AI Verification Framework for Process Plant Engineering”</w:t>
+      </w:r>
+      <w:r>
+        <w:t xml:space="preserve"> </w:t>
+      </w:r>
+      <w:r>
+        <w:t xml:space="preserve">(title revised from</w:t>
       </w:r>
       <w:r>
         <w:t xml:space="preserve"> </w:t>
       </w:r>
       <w:r>
         <w:t xml:space="preserve">“Detecting Jurisdiction Compliance Gaps in Process Plant Engineering with Regulatory RAG”</w:t>
+      </w:r>
+      <w:r>
+        <w:t xml:space="preserve"> </w:t>
+      </w:r>
+      <w:r>
+        <w:t xml:space="preserve">per Reviewer #2’s framing concerns)</w:t>
       </w:r>
     </w:p>
     <w:p>
@@ -138,7 +128,7 @@
         <w:pStyle w:val="BodyText"/>
       </w:pPr>
       <w:r>
-        <w:t xml:space="preserve">Thank you for the opportunity to revise JLP-D-26-00414; please convey our gratitude to the three anonymous reviewers, whose detailed comments substantially strengthened the work.</w:t>
+        <w:t xml:space="preserve">Thank you for the opportunity to revise JLP-D-26-00414. The three reviewers’ detailed comments substantially strengthened the work. Key changes:</w:t>
       </w:r>
     </w:p>
     <w:p>
@@ -160,13 +150,13 @@
         <w:t xml:space="preserve"> </w:t>
       </w:r>
       <w:r>
-        <w:t xml:space="preserve">An industry-baseline comparison (</w:t>
+        <w:t xml:space="preserve">Industry baseline (</w:t>
       </w:r>
       <w:r>
         <w:t xml:space="preserve">“ASME/API pass = compliance complete”</w:t>
       </w:r>
       <w:r>
-        <w:t xml:space="preserve">, 0/3 vs 3/3) and an internal four-layer ablation are now the spine of §6.6 (Tables 7, 7b).</w:t>
+        <w:t xml:space="preserve">: 0/3) and four-layer ablation now anchor §6.6 (Tables 7, 7b).</w:t>
       </w:r>
     </w:p>
     <w:p>
@@ -182,7 +172,7 @@
           <w:b/>
           <w:bCs/>
         </w:rPr>
-        <w:t xml:space="preserve">Synthetic framing corrected.</w:t>
+        <w:t xml:space="preserve">Synthetic framing corrected, real-plant evidence promoted.</w:t>
       </w:r>
       <w:r>
         <w:t xml:space="preserve"> </w:t>
@@ -201,7 +191,7 @@
         <w:t xml:space="preserve">implementation verification, not predictive validation</w:t>
       </w:r>
       <w:r>
-        <w:t xml:space="preserve">, and supplemented by an anonymised real-plant pipeline-execution case (§6.1, §6.6.3, Appendix A).</w:t>
+        <w:t xml:space="preserve">; a new §6.6.3 summarises the anonymised VES-REAL-001 cryogenic flare-drum case (Appendix A), in which Article 266 (flare-path block-valve prohibition) emerges naturally from retrieval.</w:t>
       </w:r>
     </w:p>
     <w:p>
@@ -217,43 +207,76 @@
           <w:b/>
           <w:bCs/>
         </w:rPr>
-        <w:t xml:space="preserve">Real-plant evidence promoted.</w:t>
-      </w:r>
-      <w:r>
-        <w:t xml:space="preserve"> </w:t>
-      </w:r>
-      <w:r>
-        <w:t xml:space="preserve">A new §6.6.3 summarises the VES-REAL-001 anonymised cryogenic flare-drum case so a body-text reader sees the real-data run without reaching the appendix; Article 266 (mandatory, flare-path block-valve prohibition) is surfaced naturally by the retrieval.</w:t>
+        <w:t xml:space="preserve">Claims narrowed to what survives statistical scrutiny.</w:t>
+      </w:r>
+      <w:r>
+        <w:t xml:space="preserve"> </w:t>
+      </w:r>
+      <w:r>
+        <w:t xml:space="preserve">Headline retrieval reduced to Recall@1 and MRR@10 (paired-bootstrap 95% CI excludes zero, n=50, 1000 resamples); Recall@3/</w:t>
+      </w:r>
+      <w:r>
+        <w:t xml:space="preserve">@5</w:t>
+      </w:r>
+      <w:r>
+        <w:t xml:space="preserve"> </w:t>
+      </w:r>
+      <w:r>
+        <w:t xml:space="preserve">are disclosed as not statistically distinguishable from zero. Limitations expanded to eight items.</w:t>
       </w:r>
     </w:p>
     <w:p>
       <w:pPr>
-        <w:pStyle w:val="Compact"/>
-        <w:numPr>
-          <w:ilvl w:val="0"/>
-          <w:numId w:val="1001"/>
-        </w:numPr>
-      </w:pPr>
+        <w:pStyle w:val="FirstParagraph"/>
+      </w:pPr>
+      <w:r>
+        <w:rPr>
+          <w:i/>
+          <w:iCs/>
+        </w:rPr>
+        <w:t xml:space="preserve">Editorial note.</w:t>
+      </w:r>
+      <w:r>
+        <w:t xml:space="preserve"> </w:t>
+      </w:r>
+      <w:r>
+        <w:t xml:space="preserve">One headline number was corrected during revision: the cross-discipline ablation now reports</w:t>
+      </w:r>
+      <w:r>
+        <w:t xml:space="preserve"> </w:t>
+      </w:r>
       <w:r>
         <w:rPr>
           <w:b/>
           <w:bCs/>
         </w:rPr>
-        <w:t xml:space="preserve">Claims narrowed to what survives statistical scrutiny.</w:t>
-      </w:r>
-      <w:r>
-        <w:t xml:space="preserve"> </w:t>
-      </w:r>
-      <w:r>
-        <w:t xml:space="preserve">Headline retrieval is now Recall@1 and MRR@10, the two K values whose paired-bootstrap 95% CI excludes zero (§6.5, Table 6); §8 Limitations expand to eight items including framework-vs-validated scope and benchmark-construction independence.</w:t>
+        <w:t xml:space="preserve">26/60 (+0.4333)</w:t>
+      </w:r>
+      <w:r>
+        <w:t xml:space="preserve">, not 25/60, following a duplicate-surplus correction to</w:t>
+      </w:r>
+      <w:r>
+        <w:t xml:space="preserve"> </w:t>
+      </w:r>
+      <w:r>
+        <w:rPr>
+          <w:rStyle w:val="VerbatimChar"/>
+        </w:rPr>
+        <w:t xml:space="preserve">piping_golden_dataset_v1.json</w:t>
+      </w:r>
+      <w:r>
+        <w:t xml:space="preserve"> </w:t>
+      </w:r>
+      <w:r>
+        <w:t xml:space="preserve">flagged during the reproducibility audit. The correction strengthens, not weakens, the evidence.</w:t>
       </w:r>
     </w:p>
     <w:p>
       <w:pPr>
-        <w:pStyle w:val="FirstParagraph"/>
-      </w:pPr>
-      <w:r>
-        <w:t xml:space="preserve">The full revision is reproducible via</w:t>
+        <w:pStyle w:val="BodyText"/>
+      </w:pPr>
+      <w:r>
+        <w:t xml:space="preserve">The revision is reproducible via</w:t>
       </w:r>
       <w:r>
         <w:t xml:space="preserve"> </w:t>
@@ -268,7 +291,7 @@
         <w:t xml:space="preserve"> </w:t>
       </w:r>
       <w:r>
-        <w:t xml:space="preserve">(13/13 scripts pass) with all code, datasets, and the FTS5 index manifest released under AGPL-3.0. The manuscript is exclusive to</w:t>
+        <w:t xml:space="preserve">(13/13 pass); code, data, and the FTS5 index manifest are released under AGPL-3.0. The manuscript is exclusive to</w:t>
       </w:r>
       <w:r>
         <w:t xml:space="preserve"> </w:t>
@@ -281,7 +304,10 @@
         <w:t xml:space="preserve">JLP</w:t>
       </w:r>
       <w:r>
-        <w:t xml:space="preserve">, has not been submitted elsewhere, and we declare no conflicts of interest.</w:t>
+        <w:t xml:space="preserve"> </w:t>
+      </w:r>
+      <w:r>
+        <w:t xml:space="preserve">and we declare no conflicts of interest.</w:t>
       </w:r>
     </w:p>
     <w:p>
@@ -327,7 +353,6 @@
         </w:r>
       </w:hyperlink>
     </w:p>
-    <w:bookmarkEnd w:id="10"/>
     <w:sectPr>
       <w:footnotePr>
         <w:numRestart w:val="eachSect"/>

--- a/docs/publication/submissions/jlp_revision_2026-05-08/COVER_LETTER_JLP_RESUBMISSION_v2.docx
+++ b/docs/publication/submissions/jlp_revision_2026-05-08/COVER_LETTER_JLP_RESUBMISSION_v2.docx
@@ -234,7 +234,7 @@
           <w:i/>
           <w:iCs/>
         </w:rPr>
-        <w:t xml:space="preserve">Editorial note.</w:t>
+        <w:t xml:space="preserve">Editorial note 1.</w:t>
       </w:r>
       <w:r>
         <w:t xml:space="preserve"> </w:t>
@@ -269,6 +269,63 @@
       </w:r>
       <w:r>
         <w:t xml:space="preserve">flagged during the reproducibility audit. The correction strengthens, not weakens, the evidence.</w:t>
+      </w:r>
+    </w:p>
+    <w:p>
+      <w:pPr>
+        <w:pStyle w:val="BodyText"/>
+      </w:pPr>
+      <w:r>
+        <w:rPr>
+          <w:i/>
+          <w:iCs/>
+        </w:rPr>
+        <w:t xml:space="preserve">Editorial note 2.</w:t>
+      </w:r>
+      <w:r>
+        <w:t xml:space="preserve"> </w:t>
+      </w:r>
+      <w:r>
+        <w:t xml:space="preserve">The revision is extensive enough — word count grew from 4,928 to 12,932 (+162%); 18 sections were added (incl. §6.6, §6.7, §7.2-7.4, §7.6, Appendix A, Appendix B); 21 sections were rewritten — that a conventional word-level marked-up manuscript would be illegible. In its place we provide</w:t>
+      </w:r>
+      <w:r>
+        <w:t xml:space="preserve"> </w:t>
+      </w:r>
+      <w:r>
+        <w:rPr>
+          <w:b/>
+          <w:bCs/>
+        </w:rPr>
+        <w:t xml:space="preserve">CHANGE_SUMMARY_TABLE.docx</w:t>
+      </w:r>
+      <w:r>
+        <w:t xml:space="preserve">, which lists every changed section (39 rows) cross-referenced to the triggering reviewer comment, with a per-section description of what was changed; the per-comment author response is in</w:t>
+      </w:r>
+      <w:r>
+        <w:t xml:space="preserve"> </w:t>
+      </w:r>
+      <w:r>
+        <w:rPr>
+          <w:b/>
+          <w:bCs/>
+        </w:rPr>
+        <w:t xml:space="preserve">RESPONSE_TO_REVIEWERS_v2.docx</w:t>
+      </w:r>
+      <w:r>
+        <w:t xml:space="preserve">. The clean revised manuscript is</w:t>
+      </w:r>
+      <w:r>
+        <w:t xml:space="preserve"> </w:t>
+      </w:r>
+      <w:r>
+        <w:rPr>
+          <w:b/>
+          <w:bCs/>
+        </w:rPr>
+        <w:t xml:space="preserve">PAPER_JLP_REVISED_v3.docx</w:t>
+      </w:r>
+      <w:r>
+        <w:t xml:space="preserve">.</w:t>
       </w:r>
     </w:p>
     <w:p>

--- a/docs/publication/submissions/jlp_revision_2026-05-08/COVER_LETTER_JLP_RESUBMISSION_v2.docx
+++ b/docs/publication/submissions/jlp_revision_2026-05-08/COVER_LETTER_JLP_RESUBMISSION_v2.docx
@@ -87,25 +87,13 @@
         <w:t xml:space="preserve"> </w:t>
       </w:r>
       <w:r>
-        <w:t xml:space="preserve">“A KOSHA Regulatory Knowledge-Grounded Multi-Discipline AI Verification Framework for Process Plant Engineering”</w:t>
-      </w:r>
-      <w:r>
-        <w:t xml:space="preserve"> </w:t>
-      </w:r>
-      <w:r>
-        <w:t xml:space="preserve">(title revised from</w:t>
-      </w:r>
-      <w:r>
-        <w:t xml:space="preserve"> </w:t>
-      </w:r>
-      <w:r>
         <w:t xml:space="preserve">“Detecting Jurisdiction Compliance Gaps in Process Plant Engineering with Regulatory RAG”</w:t>
       </w:r>
       <w:r>
         <w:t xml:space="preserve"> </w:t>
       </w:r>
       <w:r>
-        <w:t xml:space="preserve">per Reviewer #2’s framing concerns)</w:t>
+        <w:t xml:space="preserve">(title preserved from initial submission)</w:t>
       </w:r>
     </w:p>
     <w:p>

--- a/docs/publication/submissions/jlp_revision_2026-05-08/COVER_LETTER_JLP_RESUBMISSION_v2.docx
+++ b/docs/publication/submissions/jlp_revision_2026-05-08/COVER_LETTER_JLP_RESUBMISSION_v2.docx
@@ -116,7 +116,23 @@
         <w:pStyle w:val="BodyText"/>
       </w:pPr>
       <w:r>
-        <w:t xml:space="preserve">Thank you for the opportunity to revise JLP-D-26-00414. The three reviewers’ detailed comments substantially strengthened the work. Key changes:</w:t>
+        <w:t xml:space="preserve">Thank you for the opportunity to revise JLP-D-26-00414. This is a substantially revised manuscript prepared directly in response to the reviewers’ concerns, while preserving the manuscript’s central research question and contribution (the</w:t>
+      </w:r>
+      <w:r>
+        <w:t xml:space="preserve"> </w:t>
+      </w:r>
+      <w:r>
+        <w:rPr>
+          <w:i/>
+          <w:iCs/>
+        </w:rPr>
+        <w:t xml:space="preserve">jurisdiction compliance gap</w:t>
+      </w:r>
+      <w:r>
+        <w:t xml:space="preserve"> </w:t>
+      </w:r>
+      <w:r>
+        <w:t xml:space="preserve">between international engineering codes and Korean PSM regulation, addressed via a multi-discipline AI verification platform with KOSHA-grounded RAG). Key changes:</w:t>
       </w:r>
     </w:p>
     <w:p>
@@ -274,7 +290,7 @@
         <w:t xml:space="preserve"> </w:t>
       </w:r>
       <w:r>
-        <w:t xml:space="preserve">The revision is extensive enough — word count grew from 4,928 to 12,932 (+162%); 18 sections were added (incl. §6.6, §6.7, §7.2-7.4, §7.6, Appendix A, Appendix B); 21 sections were rewritten — that a conventional word-level marked-up manuscript would be illegible. In its place we provide</w:t>
+        <w:t xml:space="preserve">The revision is extensive — word count grew from 4,928 to 12,932 (+162%); 22 new sections were added (incl. §6.6, §6.7, §7.2-7.4, §7.6, Appendix A, Appendix B); 36 existing sections were rewritten; 12 original sections were removed or folded — so a conventional word-level marked-up manuscript would be illegible. In its place we provide two complementary documents:</w:t>
       </w:r>
       <w:r>
         <w:t xml:space="preserve"> </w:t>
@@ -284,10 +300,13 @@
           <w:b/>
           <w:bCs/>
         </w:rPr>
-        <w:t xml:space="preserve">CHANGE_SUMMARY_TABLE.docx</w:t>
-      </w:r>
-      <w:r>
-        <w:t xml:space="preserve">, which lists every changed section (39 rows) cross-referenced to the triggering reviewer comment, with a per-section description of what was changed; the per-comment author response is in</w:t>
+        <w:t xml:space="preserve">BEFORE_AFTER_COMPARISON.docx</w:t>
+      </w:r>
+      <w:r>
+        <w:t xml:space="preserve"> </w:t>
+      </w:r>
+      <w:r>
+        <w:t xml:space="preserve">(landscape, 70 changed rows showing the actual original-vs-revised text excerpts side by side, color-coded NEW / REVISED / DELETED) and</w:t>
       </w:r>
       <w:r>
         <w:t xml:space="preserve"> </w:t>
@@ -297,10 +316,26 @@
           <w:b/>
           <w:bCs/>
         </w:rPr>
+        <w:t xml:space="preserve">CHANGE_SUMMARY_TABLE.docx</w:t>
+      </w:r>
+      <w:r>
+        <w:t xml:space="preserve"> </w:t>
+      </w:r>
+      <w:r>
+        <w:t xml:space="preserve">(high-level mapping of each change to the triggering reviewer comment). The per-comment author response is in</w:t>
+      </w:r>
+      <w:r>
+        <w:t xml:space="preserve"> </w:t>
+      </w:r>
+      <w:r>
+        <w:rPr>
+          <w:b/>
+          <w:bCs/>
+        </w:rPr>
         <w:t xml:space="preserve">RESPONSE_TO_REVIEWERS_v2.docx</w:t>
       </w:r>
       <w:r>
-        <w:t xml:space="preserve">. The clean revised manuscript is</w:t>
+        <w:t xml:space="preserve">, and the clean revised manuscript is</w:t>
       </w:r>
       <w:r>
         <w:t xml:space="preserve"> </w:t>

--- a/docs/publication/submissions/jlp_revision_2026-05-08/COVER_LETTER_JLP_RESUBMISSION_v2.docx
+++ b/docs/publication/submissions/jlp_revision_2026-05-08/COVER_LETTER_JLP_RESUBMISSION_v2.docx
@@ -195,7 +195,7 @@
         <w:t xml:space="preserve">implementation verification, not predictive validation</w:t>
       </w:r>
       <w:r>
-        <w:t xml:space="preserve">; a new §6.6.3 summarises the anonymised VES-REAL-001 cryogenic flare-drum case (Appendix A), in which Article 266 (flare-path block-valve prohibition) emerges naturally from retrieval.</w:t>
+        <w:t xml:space="preserve">; a new §6.6.3 summarises the anonymised VES-REAL-001 cryogenic flare-drum case (Appendix A), in which a narrower Korean-term retrieval probe surfaces Article 266 (flare-path block-valve prohibition) at rank 5.</w:t>
       </w:r>
     </w:p>
     <w:p>
@@ -290,7 +290,7 @@
         <w:t xml:space="preserve"> </w:t>
       </w:r>
       <w:r>
-        <w:t xml:space="preserve">The revision is extensive — word count grew from 4,928 to 12,932 (+162%); 22 new sections were added (incl. §6.6, §6.7, §7.2-7.4, §7.6, Appendix A, Appendix B); 36 existing sections were rewritten; 12 original sections were removed or folded — so a conventional word-level marked-up manuscript would be illegible. In its place we provide two complementary documents:</w:t>
+        <w:t xml:space="preserve">The revision is extensive — word count grew from 4,928 to 12,932 (+162%); 22 new sections were added (incl. §6.6, §6.7, §7.2-7.4, §7.6, Appendix A, Appendix B); 36 existing sections were rewritten; 12 original sections were removed or folded. We therefore provide a word-level marked manuscript together with two navigation aids.</w:t>
       </w:r>
       <w:r>
         <w:t xml:space="preserve"> </w:t>
@@ -300,13 +300,40 @@
           <w:b/>
           <w:bCs/>
         </w:rPr>
-        <w:t xml:space="preserve">BEFORE_AFTER_COMPARISON.docx</w:t>
-      </w:r>
-      <w:r>
-        <w:t xml:space="preserve"> </w:t>
-      </w:r>
-      <w:r>
-        <w:t xml:space="preserve">(landscape, 70 changed rows showing the actual original-vs-revised text excerpts side by side, color-coded NEW / REVISED / DELETED) and</w:t>
+        <w:t xml:space="preserve">PAPER_JLP_REVISED_v3_MARKED.docx</w:t>
+      </w:r>
+      <w:r>
+        <w:t xml:space="preserve"> </w:t>
+      </w:r>
+      <w:r>
+        <w:t xml:space="preserve">shows textual changes directly in the manuscript using native Word track-changes (</w:t>
+      </w:r>
+      <w:r>
+        <w:rPr>
+          <w:rStyle w:val="VerbatimChar"/>
+        </w:rPr>
+        <w:t xml:space="preserve">&lt;w:ins&gt;</w:t>
+      </w:r>
+      <w:r>
+        <w:t xml:space="preserve"> </w:t>
+      </w:r>
+      <w:r>
+        <w:t xml:space="preserve">/</w:t>
+      </w:r>
+      <w:r>
+        <w:t xml:space="preserve"> </w:t>
+      </w:r>
+      <w:r>
+        <w:rPr>
+          <w:rStyle w:val="VerbatimChar"/>
+        </w:rPr>
+        <w:t xml:space="preserve">&lt;w:del&gt;</w:t>
+      </w:r>
+      <w:r>
+        <w:t xml:space="preserve"> </w:t>
+      </w:r>
+      <w:r>
+        <w:t xml:space="preserve">with author/date attribution).</w:t>
       </w:r>
       <w:r>
         <w:t xml:space="preserve"> </w:t>
@@ -316,13 +343,29 @@
           <w:b/>
           <w:bCs/>
         </w:rPr>
+        <w:t xml:space="preserve">BEFORE_AFTER_COMPARISON.docx</w:t>
+      </w:r>
+      <w:r>
+        <w:t xml:space="preserve"> </w:t>
+      </w:r>
+      <w:r>
+        <w:t xml:space="preserve">(landscape) and</w:t>
+      </w:r>
+      <w:r>
+        <w:t xml:space="preserve"> </w:t>
+      </w:r>
+      <w:r>
+        <w:rPr>
+          <w:b/>
+          <w:bCs/>
+        </w:rPr>
         <w:t xml:space="preserve">CHANGE_SUMMARY_TABLE.docx</w:t>
       </w:r>
       <w:r>
         <w:t xml:space="preserve"> </w:t>
       </w:r>
       <w:r>
-        <w:t xml:space="preserve">(high-level mapping of each change to the triggering reviewer comment). The per-comment author response is in</w:t>
+        <w:t xml:space="preserve">are provided only to help the editor and reviewers navigate a major rewrite: the before/after comparison reports 70 row-level changes, which are consolidated into 39 section-level changes in the summary table. The per-comment author response is in</w:t>
       </w:r>
       <w:r>
         <w:t xml:space="preserve"> </w:t>

--- a/docs/publication/submissions/jlp_revision_2026-05-08/COVER_LETTER_JLP_RESUBMISSION_v2.docx
+++ b/docs/publication/submissions/jlp_revision_2026-05-08/COVER_LETTER_JLP_RESUBMISSION_v2.docx
@@ -290,7 +290,7 @@
         <w:t xml:space="preserve"> </w:t>
       </w:r>
       <w:r>
-        <w:t xml:space="preserve">The revision is extensive — word count grew from 4,928 to 12,932 (+162%); 22 new sections were added (incl. §6.6, §6.7, §7.2-7.4, §7.6, Appendix A, Appendix B); 36 existing sections were rewritten; 12 original sections were removed or folded. We therefore provide a word-level marked manuscript together with two navigation aids.</w:t>
+        <w:t xml:space="preserve">The revision is extensive — word count grew from 4,928 to 12,932 (+162%); at section level,</w:t>
       </w:r>
       <w:r>
         <w:t xml:space="preserve"> </w:t>
@@ -300,40 +300,13 @@
           <w:b/>
           <w:bCs/>
         </w:rPr>
-        <w:t xml:space="preserve">PAPER_JLP_REVISED_v3_MARKED.docx</w:t>
-      </w:r>
-      <w:r>
-        <w:t xml:space="preserve"> </w:t>
-      </w:r>
-      <w:r>
-        <w:t xml:space="preserve">shows textual changes directly in the manuscript using native Word track-changes (</w:t>
-      </w:r>
-      <w:r>
-        <w:rPr>
-          <w:rStyle w:val="VerbatimChar"/>
-        </w:rPr>
-        <w:t xml:space="preserve">&lt;w:ins&gt;</w:t>
-      </w:r>
-      <w:r>
-        <w:t xml:space="preserve"> </w:t>
-      </w:r>
-      <w:r>
-        <w:t xml:space="preserve">/</w:t>
-      </w:r>
-      <w:r>
-        <w:t xml:space="preserve"> </w:t>
-      </w:r>
-      <w:r>
-        <w:rPr>
-          <w:rStyle w:val="VerbatimChar"/>
-        </w:rPr>
-        <w:t xml:space="preserve">&lt;w:del&gt;</w:t>
-      </w:r>
-      <w:r>
-        <w:t xml:space="preserve"> </w:t>
-      </w:r>
-      <w:r>
-        <w:t xml:space="preserve">with author/date attribution).</w:t>
+        <w:t xml:space="preserve">16 new sections</w:t>
+      </w:r>
+      <w:r>
+        <w:t xml:space="preserve"> </w:t>
+      </w:r>
+      <w:r>
+        <w:t xml:space="preserve">(incl. §6.6, §6.7, §7.2-7.4, §7.6, Appendix A, Appendix B) and</w:t>
       </w:r>
       <w:r>
         <w:t xml:space="preserve"> </w:t>
@@ -343,13 +316,13 @@
           <w:b/>
           <w:bCs/>
         </w:rPr>
-        <w:t xml:space="preserve">BEFORE_AFTER_COMPARISON.docx</w:t>
-      </w:r>
-      <w:r>
-        <w:t xml:space="preserve"> </w:t>
-      </w:r>
-      <w:r>
-        <w:t xml:space="preserve">(landscape) and</w:t>
+        <w:t xml:space="preserve">23 rewritten sections</w:t>
+      </w:r>
+      <w:r>
+        <w:t xml:space="preserve"> </w:t>
+      </w:r>
+      <w:r>
+        <w:t xml:space="preserve">were marked, totalling</w:t>
       </w:r>
       <w:r>
         <w:t xml:space="preserve"> </w:t>
@@ -359,13 +332,128 @@
           <w:b/>
           <w:bCs/>
         </w:rPr>
+        <w:t xml:space="preserve">39 section-level changes</w:t>
+      </w:r>
+      <w:r>
+        <w:t xml:space="preserve"> </w:t>
+      </w:r>
+      <w:r>
+        <w:t xml:space="preserve">(per</w:t>
+      </w:r>
+      <w:r>
+        <w:t xml:space="preserve"> </w:t>
+      </w:r>
+      <w:r>
+        <w:rPr>
+          <w:rStyle w:val="VerbatimChar"/>
+        </w:rPr>
         <w:t xml:space="preserve">CHANGE_SUMMARY_TABLE.docx</w:t>
       </w:r>
       <w:r>
-        <w:t xml:space="preserve"> </w:t>
-      </w:r>
-      <w:r>
-        <w:t xml:space="preserve">are provided only to help the editor and reviewers navigate a major rewrite: the before/after comparison reports 70 row-level changes, which are consolidated into 39 section-level changes in the summary table. The per-comment author response is in</w:t>
+        <w:t xml:space="preserve">); these expand to</w:t>
+      </w:r>
+      <w:r>
+        <w:t xml:space="preserve"> </w:t>
+      </w:r>
+      <w:r>
+        <w:rPr>
+          <w:b/>
+          <w:bCs/>
+        </w:rPr>
+        <w:t xml:space="preserve">70 sub-heading-level rows</w:t>
+      </w:r>
+      <w:r>
+        <w:t xml:space="preserve"> </w:t>
+      </w:r>
+      <w:r>
+        <w:t xml:space="preserve">when sub-headings within Appendix A and B are counted separately and the 12 removed/folded original sub-sections are listed (per</w:t>
+      </w:r>
+      <w:r>
+        <w:t xml:space="preserve"> </w:t>
+      </w:r>
+      <w:r>
+        <w:rPr>
+          <w:rStyle w:val="VerbatimChar"/>
+        </w:rPr>
+        <w:t xml:space="preserve">BEFORE_AFTER_COMPARISON.docx</w:t>
+      </w:r>
+      <w:r>
+        <w:t xml:space="preserve">). We therefore provide a word-level marked manuscript together with two navigation aids.</w:t>
+      </w:r>
+      <w:r>
+        <w:t xml:space="preserve"> </w:t>
+      </w:r>
+      <w:r>
+        <w:rPr>
+          <w:b/>
+          <w:bCs/>
+        </w:rPr>
+        <w:t xml:space="preserve">PAPER_JLP_REVISED_v3_MARKED.docx</w:t>
+      </w:r>
+      <w:r>
+        <w:t xml:space="preserve"> </w:t>
+      </w:r>
+      <w:r>
+        <w:t xml:space="preserve">shows textual changes directly in the manuscript using native Word track-changes (</w:t>
+      </w:r>
+      <w:r>
+        <w:rPr>
+          <w:rStyle w:val="VerbatimChar"/>
+        </w:rPr>
+        <w:t xml:space="preserve">&lt;w:ins&gt;</w:t>
+      </w:r>
+      <w:r>
+        <w:t xml:space="preserve"> </w:t>
+      </w:r>
+      <w:r>
+        <w:t xml:space="preserve">/</w:t>
+      </w:r>
+      <w:r>
+        <w:t xml:space="preserve"> </w:t>
+      </w:r>
+      <w:r>
+        <w:rPr>
+          <w:rStyle w:val="VerbatimChar"/>
+        </w:rPr>
+        <w:t xml:space="preserve">&lt;w:del&gt;</w:t>
+      </w:r>
+      <w:r>
+        <w:t xml:space="preserve"> </w:t>
+      </w:r>
+      <w:r>
+        <w:t xml:space="preserve">with author/date attribution).</w:t>
+      </w:r>
+      <w:r>
+        <w:t xml:space="preserve"> </w:t>
+      </w:r>
+      <w:r>
+        <w:rPr>
+          <w:b/>
+          <w:bCs/>
+        </w:rPr>
+        <w:t xml:space="preserve">BEFORE_AFTER_COMPARISON.docx</w:t>
+      </w:r>
+      <w:r>
+        <w:t xml:space="preserve"> </w:t>
+      </w:r>
+      <w:r>
+        <w:t xml:space="preserve">(landscape, sub-heading-level side-by-side) and</w:t>
+      </w:r>
+      <w:r>
+        <w:t xml:space="preserve"> </w:t>
+      </w:r>
+      <w:r>
+        <w:rPr>
+          <w:b/>
+          <w:bCs/>
+        </w:rPr>
+        <w:t xml:space="preserve">CHANGE_SUMMARY_TABLE.docx</w:t>
+      </w:r>
+      <w:r>
+        <w:t xml:space="preserve"> </w:t>
+      </w:r>
+      <w:r>
+        <w:t xml:space="preserve">(section-level reviewer-comment mapping) are navigation aids only. The per-comment author response is in</w:t>
       </w:r>
       <w:r>
         <w:t xml:space="preserve"> </w:t>
